--- a/docs/message-sie-tva.docx
+++ b/docs/message-sie-tva.docx
@@ -11,7 +11,7 @@
           <w:b/>
           <w:bCs/>
         </w:rPr>
-        <w:t xml:space="preserve">Objet : Dépassement du seuil de franchise en base de TVA – SIREN [votre SIREN]</w:t>
+        <w:t xml:space="preserve">Objet : Dépassement du seuil de franchise en base de TVA – SIREN 101 452 126</w:t>
       </w:r>
     </w:p>
     <w:p>
@@ -27,7 +27,7 @@
         <w:spacing w:after="160"/>
       </w:pPr>
       <w:r>
-        <w:t xml:space="preserve">Je suis micro-entrepreneur en prestation de services (SIREN [votre SIREN]). Mon chiffre d'affaires a dépassé le seuil de 41 250 € le [date du dépassement], et je ne bénéficie donc plus de la franchise en base de TVA.</w:t>
+        <w:t xml:space="preserve">Je suis micro-entrepreneur en prestation de services (SIREN 101 452 126). Mon chiffre d'affaires a dépassé le seuil de 41 250 € le [date du dépassement], et je ne bénéficie donc plus de la franchise en base de TVA.</w:t>
       </w:r>
     </w:p>
     <w:p>

--- a/docs/message-sie-tva.docx
+++ b/docs/message-sie-tva.docx
@@ -111,7 +111,7 @@
         <w:spacing w:after="160"/>
       </w:pPr>
       <w:r>
-        <w:t xml:space="preserve">[Prénom Nom]</w:t>
+        <w:t xml:space="preserve">Alessio Sorrenti</w:t>
       </w:r>
     </w:p>
     <w:sectPr>

--- a/docs/message-sie-tva.docx
+++ b/docs/message-sie-tva.docx
@@ -27,7 +27,7 @@
         <w:spacing w:after="160"/>
       </w:pPr>
       <w:r>
-        <w:t xml:space="preserve">Je suis micro-entrepreneur en prestation de services (SIREN 101 452 126). Mon chiffre d'affaires a dépassé le seuil de 41 250 € le [date du dépassement], et je ne bénéficie donc plus de la franchise en base de TVA.</w:t>
+        <w:t xml:space="preserve">Je suis micro-entrepreneur en prestation de services (SIREN 101 452 126). Mon chiffre d'affaires a dépassé le seuil de 41 250 € le 15 septembre 2026, et je ne bénéficie donc plus de la franchise en base de TVA.</w:t>
       </w:r>
     </w:p>
     <w:p>
